--- a/packages/document-engine/templates/decision_first_aid.docx
+++ b/packages/document-engine/templates/decision_first_aid.docx
@@ -41,7 +41,7 @@
           <w:sz w:val="20"/>
           <w:szCs w:val="20"/>
         </w:rPr>
-        <w:t xml:space="preserve">Nr. : {{decisionNumber}} SSM  Din : {{issueDate}}</w:t>
+        <w:t xml:space="preserve">Nr.: {{decisionNumber}} SSM Din: {{issueDate}}</w:t>
       </w:r>
     </w:p>
     <w:p>
@@ -81,7 +81,7 @@
           <w:sz w:val="20"/>
           <w:szCs w:val="20"/>
         </w:rPr>
-        <w:t xml:space="preserve">În baza prevederilor legale in domeniul securitatii si sanatatii in munca din </w:t>
+        <w:t xml:space="preserve">În baza prevederilor legale în domeniul securității și sănătății în muncă din </w:t>
       </w:r>
       <w:r>
         <w:rPr>
@@ -90,15 +90,15 @@
           <w:sz w:val="20"/>
           <w:szCs w:val="20"/>
         </w:rPr>
-        <w:t xml:space="preserve"> Legea 319/ 2006 Art. 10, alin. (1), alin. (2), {{client.representativeName}} in calitate de {{client.representativeRole}}</w:t>
-      </w:r>
-      <w:r>
-        <w:rPr>
-          <w:rFonts w:cs="Arial" w:ascii="Arial" w:hAnsi="Arial"/>
-          <w:sz w:val="20"/>
-          <w:szCs w:val="20"/>
-        </w:rPr>
-        <w:t xml:space="preserve"> in cadrul {{client.legalName}}</w:t>
+        <w:t xml:space="preserve">Legea 319/ 2006 Art. 10, alin. (1), alin. (2), {{client.representativeName}} în calitate de {{client.representativeRole}}</w:t>
+      </w:r>
+      <w:r>
+        <w:rPr>
+          <w:rFonts w:cs="Arial" w:ascii="Arial" w:hAnsi="Arial"/>
+          <w:sz w:val="20"/>
+          <w:szCs w:val="20"/>
+        </w:rPr>
+        <w:t xml:space="preserve"> în cadrul {{client.legalName}}</w:t>
       </w:r>
       <w:r>
         <w:rPr>
@@ -154,7 +154,7 @@
           <w:sz w:val="20"/>
           <w:szCs w:val="20"/>
         </w:rPr>
-        <w:t>DECIDE :</w:t>
+        <w:t xml:space="preserve">DECIDE:</w:t>
       </w:r>
     </w:p>
     <w:p>
@@ -213,7 +213,7 @@
           <w:sz w:val="20"/>
           <w:szCs w:val="20"/>
         </w:rPr>
-        <w:t xml:space="preserve">, se va realiza de catre : </w:t>
+        <w:t xml:space="preserve">, se va realiza de către: </w:t>
       </w:r>
     </w:p>
     <w:p>
@@ -241,7 +241,7 @@
           <w:sz w:val="20"/>
           <w:szCs w:val="20"/>
         </w:rPr>
-        <w:t xml:space="preserve">{{name}} avand functia de {{jobTitle}} in cadrul {{client.legalName}}</w:t>
+        <w:t xml:space="preserve">{{name}} având funcția de {{jobTitle}} în cadrul {{client.legalName}}</w:t>
       </w:r>
       <w:r>
         <w:rPr>
@@ -304,7 +304,7 @@
           <w:sz w:val="20"/>
           <w:szCs w:val="20"/>
         </w:rPr>
-        <w:t>Persoana sau persoanele desemnate prin prezenta decizie vor fi instruite suplimentar cu privire la modul de acordare a primului ajutor .</w:t>
+        <w:t xml:space="preserve">Persoana sau persoanele desemnate prin prezenta decizie vor fi instruite suplimentar cu privire la modul de acordare a primului ajutor.</w:t>
       </w:r>
     </w:p>
     <w:p>
@@ -345,7 +345,7 @@
           <w:sz w:val="20"/>
           <w:szCs w:val="20"/>
         </w:rPr>
-        <w:t>Atributiile persoanelor responsabile si cu aplicarea măsurilor de prim ajutor vor fi prezentate in fisa postului si vor fi tratate cu maxima seriozitate.</w:t>
+        <w:t xml:space="preserve">Atribuțiile persoanelor responsabile și cu aplicarea măsurilor de prim ajutor vor fi prezentate în fișa postului și vor fi tratate cu maximă seriozitate.</w:t>
       </w:r>
     </w:p>
     <w:p>
@@ -537,7 +537,7 @@
           <w:sz w:val="20"/>
           <w:szCs w:val="20"/>
         </w:rPr>
-        <w:t xml:space="preserve">{{client.representativeRole}} :</w:t>
+        <w:t xml:space="preserve">{{client.representativeRole}}:</w:t>
       </w:r>
     </w:p>
     <w:p>
@@ -706,7 +706,7 @@
           <w:szCs w:val="20"/>
           <w:lang w:val="fr-FR"/>
         </w:rPr>
-        <w:t>PROCES VERBAL DE LUARE LA CUNOSTINTA</w:t>
+        <w:t xml:space="preserve">PROCES VERBAL DE LUARE LA CUNOȘTINȚĂ</w:t>
       </w:r>
     </w:p>
     <w:p>
@@ -730,7 +730,7 @@
           <w:szCs w:val="20"/>
           <w:lang w:val="fr-FR"/>
         </w:rPr>
-        <w:t xml:space="preserve">Subsemnatii am luat cunoştinţă şi am consemnat în tabelului nominal</w:t>
+        <w:t xml:space="preserve">Prin semnătura din tabelul nominal de mai jos, fiecare persoană desemnată confirmă că a luat cunoștință de prezenta decizie și se obligă să respecte întocmai obligațiile, atribuțiile și răspunderile ce reies din decizia</w:t>
       </w:r>
       <w:r>
         <w:rPr>
@@ -739,7 +739,7 @@
           <w:szCs w:val="20"/>
           <w:lang w:val="fr-FR"/>
         </w:rPr>
-        <w:t xml:space="preserve"> </w:t>
+        <w:t xml:space="preserve"/>
       </w:r>
       <w:r>
         <w:rPr>
@@ -749,7 +749,7 @@
           <w:szCs w:val="20"/>
           <w:lang w:val="fr-FR"/>
         </w:rPr>
-        <w:t xml:space="preserve">de luarea la cunostinta şi ne obligăm să respectăm întocmai obligatiile, atributiile si raspunderile ce reies din decizia Nr. {{decisionNumber}} SSM din </w:t>
+        <w:t xml:space="preserve"> Nr. {{decisionNumber}} SSM din </w:t>
       </w:r>
       <w:r>
         <w:rPr>
@@ -866,7 +866,7 @@
                 <w:sz w:val="20"/>
                 <w:szCs w:val="20"/>
               </w:rPr>
-              <w:t>Numele si prenumele</w:t>
+              <w:t xml:space="preserve">Numele și prenumele</w:t>
             </w:r>
           </w:p>
         </w:tc>
@@ -900,7 +900,7 @@
                 <w:sz w:val="20"/>
                 <w:szCs w:val="20"/>
               </w:rPr>
-              <w:t>Functia</w:t>
+              <w:t xml:space="preserve">Funcția</w:t>
             </w:r>
           </w:p>
         </w:tc>
@@ -968,7 +968,7 @@
                 <w:sz w:val="20"/>
                 <w:szCs w:val="20"/>
               </w:rPr>
-              <w:t>Semnatura primire</w:t>
+              <w:t xml:space="preserve">Semnătura de primire</w:t>
             </w:r>
           </w:p>
         </w:tc>
@@ -1756,7 +1756,7 @@
           <w:sz w:val="20"/>
           <w:szCs w:val="20"/>
         </w:rPr>
-        <w:t xml:space="preserve">Incheiat azi {{issueDate}}, in cadrul {{client.legalName}} cu ocazia instruirii persoanelor: </w:t>
+        <w:t xml:space="preserve">Încheiat azi {{issueDate}}, în cadrul {{client.legalName}} cu ocazia instruirii suplimentare a următoarelor persoane: </w:t>
       </w:r>
     </w:p>
     <w:p>
@@ -1781,7 +1781,7 @@
           <w:sz w:val="20"/>
           <w:szCs w:val="20"/>
         </w:rPr>
-        <w:t xml:space="preserve">{{firstAiderNames}}, care urmeaza să acorde primul ajutor precum si masurile de prevenire si stingere a incendiilor. Aceștia au  fost instruiți suplimentar de către conducatorul serviciului extern {{provider.legalName}} – {{provider.representativeName}}.</w:t>
+        <w:t xml:space="preserve">{{firstAiderNames}}, desemnate să acorde primul ajutor și să aplice măsurile de prevenire și stingere a incendiilor. Instruirea suplimentară a fost efectuată de către conducătorul serviciului extern {{provider.legalName}} – {{provider.representativeName}}.</w:t>
       </w:r>
     </w:p>
     <w:p>
@@ -1941,7 +1941,7 @@
                 <w:sz w:val="20"/>
                 <w:szCs w:val="20"/>
               </w:rPr>
-              <w:t>Numele si prenumele</w:t>
+              <w:t xml:space="preserve">Numele și prenumele</w:t>
             </w:r>
           </w:p>
         </w:tc>
@@ -1975,7 +1975,7 @@
                 <w:sz w:val="20"/>
                 <w:szCs w:val="20"/>
               </w:rPr>
-              <w:t>Functia</w:t>
+              <w:t xml:space="preserve">Funcția</w:t>
             </w:r>
           </w:p>
         </w:tc>
@@ -2043,7 +2043,7 @@
                 <w:sz w:val="20"/>
                 <w:szCs w:val="20"/>
               </w:rPr>
-              <w:t>Semnatura primire</w:t>
+              <w:t xml:space="preserve">Semnătura de primire</w:t>
             </w:r>
           </w:p>
         </w:tc>
